--- a/Doc/MEMOIRE_CII_XX.docx
+++ b/Doc/MEMOIRE_CII_XX.docx
@@ -643,15 +643,71 @@
         <w:p>
           <w:pPr>
             <w:pStyle w:val="CorpsdetexteDT"/>
+            <w:rPr>
+              <w:rFonts w:cs="Times New Roman"/>
+              <w:szCs w:val="22"/>
+            </w:rPr>
           </w:pPr>
           <w:r>
-            <w:t>{{d.info.responsable_innovation}}</w:t>
+            <w:t>{{</w:t>
+          </w:r>
+          <w:proofErr w:type="spellStart"/>
+          <w:r>
+            <w:t>d.</w:t>
+          </w:r>
+          <w:proofErr w:type="gramStart"/>
+          <w:r>
+            <w:t>info.responsable</w:t>
+          </w:r>
+          <w:proofErr w:type="gramEnd"/>
+          <w:r>
+            <w:t>_innovation</w:t>
+          </w:r>
+          <w:proofErr w:type="spellEnd"/>
+          <w:r>
+            <w:t>}}</w:t>
           </w:r>
           <w:r>
             <w:t xml:space="preserve"> – </w:t>
           </w:r>
           <w:r>
-            <w:t>{{d.info.responsable_innovation}}</w:t>
+            <w:rPr>
+              <w:rFonts w:cs="Times New Roman"/>
+              <w:szCs w:val="22"/>
+            </w:rPr>
+            <w:t>{{</w:t>
+          </w:r>
+          <w:proofErr w:type="spellStart"/>
+          <w:r>
+            <w:rPr>
+              <w:rFonts w:cs="Times New Roman"/>
+              <w:szCs w:val="22"/>
+            </w:rPr>
+            <w:t>d.</w:t>
+          </w:r>
+          <w:proofErr w:type="gramStart"/>
+          <w:r>
+            <w:rPr>
+              <w:rFonts w:cs="Times New Roman"/>
+              <w:szCs w:val="22"/>
+            </w:rPr>
+            <w:t>info.titre</w:t>
+          </w:r>
+          <w:proofErr w:type="gramEnd"/>
+          <w:r>
+            <w:rPr>
+              <w:rFonts w:cs="Times New Roman"/>
+              <w:szCs w:val="22"/>
+            </w:rPr>
+            <w:t>_resp</w:t>
+          </w:r>
+          <w:proofErr w:type="spellEnd"/>
+          <w:r>
+            <w:rPr>
+              <w:rFonts w:cs="Times New Roman"/>
+              <w:szCs w:val="22"/>
+            </w:rPr>
+            <w:t>}}</w:t>
           </w:r>
         </w:p>
         <w:p>
@@ -662,7 +718,15 @@
             <w:t xml:space="preserve">Téléphone : </w:t>
           </w:r>
           <w:r>
-            <w:t>{{d.info.telephone}}</w:t>
+            <w:t>{{d.</w:t>
+          </w:r>
+          <w:proofErr w:type="gramStart"/>
+          <w:r>
+            <w:t>info.telephone</w:t>
+          </w:r>
+          <w:proofErr w:type="gramEnd"/>
+          <w:r>
+            <w:t>}}</w:t>
           </w:r>
         </w:p>
         <w:p>
@@ -672,23 +736,39 @@
           <w:r>
             <w:t xml:space="preserve">Adresse courriel : </w:t>
           </w:r>
+          <w:bookmarkEnd w:id="5"/>
           <w:r>
+            <w:rPr>
+              <w:rFonts w:cs="Times New Roman"/>
+              <w:szCs w:val="22"/>
+            </w:rPr>
             <w:t>{{</w:t>
           </w:r>
           <w:proofErr w:type="spellStart"/>
           <w:r>
+            <w:rPr>
+              <w:rFonts w:cs="Times New Roman"/>
+              <w:szCs w:val="22"/>
+            </w:rPr>
             <w:t>d.</w:t>
           </w:r>
           <w:proofErr w:type="gramStart"/>
           <w:r>
-            <w:t>info.telephone</w:t>
+            <w:rPr>
+              <w:rFonts w:cs="Times New Roman"/>
+              <w:szCs w:val="22"/>
+            </w:rPr>
+            <w:t>info.email</w:t>
           </w:r>
           <w:proofErr w:type="spellEnd"/>
           <w:proofErr w:type="gramEnd"/>
           <w:r>
+            <w:rPr>
+              <w:rFonts w:cs="Times New Roman"/>
+              <w:szCs w:val="22"/>
+            </w:rPr>
             <w:t>}}</w:t>
           </w:r>
-          <w:bookmarkEnd w:id="5"/>
         </w:p>
         <w:p>
           <w:pPr>
@@ -9313,30 +9393,6 @@
 </file>
 
 <file path=customXml/item1.xml><?xml version="1.0" encoding="utf-8"?>
-<b:Sources xmlns:b="http://schemas.openxmlformats.org/officeDocument/2006/bibliography" xmlns="http://schemas.openxmlformats.org/officeDocument/2006/bibliography" SelectedStyle="\APASixthEditionOfficeOnline.xsl" StyleName="APA" Version="6"/>
-</file>
-
-<file path=customXml/item2.xml><?xml version="1.0" encoding="utf-8"?>
-<p:properties xmlns:p="http://schemas.microsoft.com/office/2006/metadata/properties" xmlns:xsi="http://www.w3.org/2001/XMLSchema-instance" xmlns:pc="http://schemas.microsoft.com/office/infopath/2007/PartnerControls">
-  <documentManagement>
-    <TaxCatchAll xmlns="ef535024-8810-4df7-967b-19ddece3cee9" xsi:nil="true"/>
-    <lcf76f155ced4ddcb4097134ff3c332f xmlns="f7489199-81b6-4269-ab5d-a59c90c70067">
-      <Terms xmlns="http://schemas.microsoft.com/office/infopath/2007/PartnerControls"/>
-    </lcf76f155ced4ddcb4097134ff3c332f>
-  </documentManagement>
-</p:properties>
-</file>
-
-<file path=customXml/item3.xml><?xml version="1.0" encoding="utf-8"?>
-<?mso-contentType ?>
-<FormTemplates xmlns="http://schemas.microsoft.com/sharepoint/v3/contenttype/forms">
-  <Display>DocumentLibraryForm</Display>
-  <Edit>DocumentLibraryForm</Edit>
-  <New>DocumentLibraryForm</New>
-</FormTemplates>
-</file>
-
-<file path=customXml/item4.xml><?xml version="1.0" encoding="utf-8"?>
 <ct:contentTypeSchema xmlns:ct="http://schemas.microsoft.com/office/2006/metadata/contentType" xmlns:ma="http://schemas.microsoft.com/office/2006/metadata/properties/metaAttributes" ct:_="" ma:_="" ma:contentTypeName="Document" ma:contentTypeID="0x01010095D4FD37E9F33143BE60E74EF3269CED" ma:contentTypeVersion="18" ma:contentTypeDescription="Crée un document." ma:contentTypeScope="" ma:versionID="ae36cf5731fd430492768d5628c66c96">
   <xsd:schema xmlns:xsd="http://www.w3.org/2001/XMLSchema" xmlns:xs="http://www.w3.org/2001/XMLSchema" xmlns:p="http://schemas.microsoft.com/office/2006/metadata/properties" xmlns:ns2="f7489199-81b6-4269-ab5d-a59c90c70067" xmlns:ns3="ef535024-8810-4df7-967b-19ddece3cee9" targetNamespace="http://schemas.microsoft.com/office/2006/metadata/properties" ma:root="true" ma:fieldsID="61d04df20f73f74b3e8f825841be4ac1" ns2:_="" ns3:_="">
     <xsd:import namespace="f7489199-81b6-4269-ab5d-a59c90c70067"/>
@@ -9591,34 +9647,31 @@
 </ct:contentTypeSchema>
 </file>
 
-<file path=customXml/itemProps1.xml><?xml version="1.0" encoding="utf-8"?>
-<ds:datastoreItem xmlns:ds="http://schemas.openxmlformats.org/officeDocument/2006/customXml" ds:itemID="{D6C28978-5988-4596-8C66-6B73CC89192F}">
-  <ds:schemaRefs>
-    <ds:schemaRef ds:uri="http://schemas.openxmlformats.org/officeDocument/2006/bibliography"/>
-  </ds:schemaRefs>
-</ds:datastoreItem>
+<file path=customXml/item2.xml><?xml version="1.0" encoding="utf-8"?>
+<?mso-contentType ?>
+<FormTemplates xmlns="http://schemas.microsoft.com/sharepoint/v3/contenttype/forms">
+  <Display>DocumentLibraryForm</Display>
+  <Edit>DocumentLibraryForm</Edit>
+  <New>DocumentLibraryForm</New>
+</FormTemplates>
 </file>
 
-<file path=customXml/itemProps2.xml><?xml version="1.0" encoding="utf-8"?>
-<ds:datastoreItem xmlns:ds="http://schemas.openxmlformats.org/officeDocument/2006/customXml" ds:itemID="{E2155D05-411A-4518-BD91-8068C36B96AE}">
-  <ds:schemaRefs>
-    <ds:schemaRef ds:uri="http://schemas.microsoft.com/office/2006/metadata/properties"/>
-    <ds:schemaRef ds:uri="http://schemas.microsoft.com/office/infopath/2007/PartnerControls"/>
-    <ds:schemaRef ds:uri="ef535024-8810-4df7-967b-19ddece3cee9"/>
-    <ds:schemaRef ds:uri="f7489199-81b6-4269-ab5d-a59c90c70067"/>
-  </ds:schemaRefs>
-</ds:datastoreItem>
+<file path=customXml/item3.xml><?xml version="1.0" encoding="utf-8"?>
+<p:properties xmlns:p="http://schemas.microsoft.com/office/2006/metadata/properties" xmlns:xsi="http://www.w3.org/2001/XMLSchema-instance" xmlns:pc="http://schemas.microsoft.com/office/infopath/2007/PartnerControls">
+  <documentManagement>
+    <TaxCatchAll xmlns="ef535024-8810-4df7-967b-19ddece3cee9" xsi:nil="true"/>
+    <lcf76f155ced4ddcb4097134ff3c332f xmlns="f7489199-81b6-4269-ab5d-a59c90c70067">
+      <Terms xmlns="http://schemas.microsoft.com/office/infopath/2007/PartnerControls"/>
+    </lcf76f155ced4ddcb4097134ff3c332f>
+  </documentManagement>
+</p:properties>
 </file>
 
-<file path=customXml/itemProps3.xml><?xml version="1.0" encoding="utf-8"?>
-<ds:datastoreItem xmlns:ds="http://schemas.openxmlformats.org/officeDocument/2006/customXml" ds:itemID="{9FB5AA0B-429E-4E22-AA5C-F0AD74DEC2E1}">
-  <ds:schemaRefs>
-    <ds:schemaRef ds:uri="http://schemas.microsoft.com/sharepoint/v3/contenttype/forms"/>
-  </ds:schemaRefs>
-</ds:datastoreItem>
+<file path=customXml/item4.xml><?xml version="1.0" encoding="utf-8"?>
+<b:Sources xmlns:b="http://schemas.openxmlformats.org/officeDocument/2006/bibliography" xmlns="http://schemas.openxmlformats.org/officeDocument/2006/bibliography" SelectedStyle="\APASixthEditionOfficeOnline.xsl" StyleName="APA" Version="6"/>
 </file>
 
-<file path=customXml/itemProps4.xml><?xml version="1.0" encoding="utf-8"?>
+<file path=customXml/itemProps1.xml><?xml version="1.0" encoding="utf-8"?>
 <ds:datastoreItem xmlns:ds="http://schemas.openxmlformats.org/officeDocument/2006/customXml" ds:itemID="{BA85BF1B-A958-45D4-A9C1-2933F95A7DF2}">
   <ds:schemaRefs>
     <ds:schemaRef ds:uri="http://schemas.microsoft.com/office/2006/metadata/contentType"/>
@@ -9635,4 +9688,31 @@
     <ds:schemaRef ds:uri="http://schemas.microsoft.com/internal/obd"/>
   </ds:schemaRefs>
 </ds:datastoreItem>
+</file>
+
+<file path=customXml/itemProps2.xml><?xml version="1.0" encoding="utf-8"?>
+<ds:datastoreItem xmlns:ds="http://schemas.openxmlformats.org/officeDocument/2006/customXml" ds:itemID="{9FB5AA0B-429E-4E22-AA5C-F0AD74DEC2E1}">
+  <ds:schemaRefs>
+    <ds:schemaRef ds:uri="http://schemas.microsoft.com/sharepoint/v3/contenttype/forms"/>
+  </ds:schemaRefs>
+</ds:datastoreItem>
+</file>
+
+<file path=customXml/itemProps3.xml><?xml version="1.0" encoding="utf-8"?>
+<ds:datastoreItem xmlns:ds="http://schemas.openxmlformats.org/officeDocument/2006/customXml" ds:itemID="{E2155D05-411A-4518-BD91-8068C36B96AE}">
+  <ds:schemaRefs>
+    <ds:schemaRef ds:uri="http://schemas.microsoft.com/office/2006/metadata/properties"/>
+    <ds:schemaRef ds:uri="http://schemas.microsoft.com/office/infopath/2007/PartnerControls"/>
+    <ds:schemaRef ds:uri="ef535024-8810-4df7-967b-19ddece3cee9"/>
+    <ds:schemaRef ds:uri="f7489199-81b6-4269-ab5d-a59c90c70067"/>
+  </ds:schemaRefs>
+</ds:datastoreItem>
+</file>
+
+<file path=customXml/itemProps4.xml><?xml version="1.0" encoding="utf-8"?>
+<ds:datastoreItem xmlns:ds="http://schemas.openxmlformats.org/officeDocument/2006/customXml" ds:itemID="{D6C28978-5988-4596-8C66-6B73CC89192F}">
+  <ds:schemaRefs>
+    <ds:schemaRef ds:uri="http://schemas.openxmlformats.org/officeDocument/2006/bibliography"/>
+  </ds:schemaRefs>
+</ds:datastoreItem>
 </file>